--- a/01_Course_Core/TAS2O_Unit_Plans_Webtree_2026.docx
+++ b/01_Course_Core/TAS2O_Unit_Plans_Webtree_2026.docx
@@ -2113,7 +2113,7 @@
           </w:tcPr>
           <w:p>
             <w:r>
-              <w:t>Students learn measurement systems, accuracy, precision, tolerance, materials comparison, and quality control. They collect data, analyze errors, and use AI to help interpret measurement patterns while maintaining human verification. Specific expectation focus: A1-A4 and B1 through measurement, materials testing, quality control, and AI verification.</w:t>
+              <w:t>Students learn measurement systems, accuracy, precision, tolerance, materials comparison, and quality control. They collect data, analyze errors, and use AI to help interpret measurement patterns while maintaining human verification. Specific expectation focus: A1-A4 and B1 through measurement, materials testing, quality control, and AI verification. Unit 2?????????????????????????datasheet ? spec sheet?????????????????????????????????????????????</w:t>
             </w:r>
           </w:p>
         </w:tc>

--- a/01_Course_Core/TAS2O_Unit_Plans_Webtree_2026.docx
+++ b/01_Course_Core/TAS2O_Unit_Plans_Webtree_2026.docx
@@ -2113,7 +2113,7 @@
           </w:tcPr>
           <w:p>
             <w:r>
-              <w:t>Students learn measurement systems, accuracy, precision, tolerance, materials comparison, and quality control. They collect data, analyze errors, and use AI to help interpret measurement patterns while maintaining human verification. Specific expectation focus: A1-A4 and B1 through measurement, materials testing, quality control, and AI verification. Unit 2?????????????????????????datasheet ? spec sheet?????????????????????????????????????????????</w:t>
+              <w:t>Students learn measurement systems, accuracy, precision, tolerance, materials comparison, and quality control. They collect data, analyze errors, and use AI to help interpret measurement patterns while maintaining human verification. Specific expectation focus: A1-A4 and B1 through measurement, materials testing, quality control, and AI verification. Unit 2 new task: Students locate a manufacturer datasheet or spec sheet related to the materials they select, record key parameters such as material properties, tolerance, and use recommendations, and explain in the measurement report how that specification informed the material choice.</w:t>
             </w:r>
           </w:p>
         </w:tc>

--- a/01_Course_Core/TAS2O_Unit_Plans_Webtree_2026.docx
+++ b/01_Course_Core/TAS2O_Unit_Plans_Webtree_2026.docx
@@ -1151,7 +1151,7 @@
           </w:tcPr>
           <w:p>
             <w:r>
-              <w:t>Students learn how technology courses operate safely and responsibly. They are introduced to the engineering design process, basic tools, classroom safety expectations, PPE, risk assessment, and responsible use of approved AI tools as a learning assistant. Specific expectation focus: A1.1-A1.4, A4, B2, and B3 through safety routines, design communication, and a small design challenge.</w:t>
+              <w:t>Students learn how technology courses operate safely and responsibly. They are introduced to the engineering design process, basic tools, classroom safety expectations, PPE, risk assessment, and responsible use of approved AI tools as a learning assistant. Specific expectation focus: A1.1-A1.4, A1.7, A4, B2, and B3 through safety routines, design communication, a small design challenge, and a short community-perspective research check.</w:t>
             </w:r>
           </w:p>
         </w:tc>
@@ -5007,7 +5007,7 @@
           </w:tcPr>
           <w:p>
             <w:r>
-              <w:t>Students connect technological development to sustainability, society, workplaces, and career pathways. They research skilled trades, apprenticeship, college pathways, technology roles, and the future impact of AI and automation. Specific expectation focus: A1, B1, B2, and B3 through sustainability analysis and career/pathway investigation.</w:t>
+              <w:t>Students connect technological development to sustainability, society, workplaces, and career pathways. They research skilled trades, apprenticeship, college pathways, technology roles, and the future impact of AI and automation. Specific expectation focus: A1, A1.7, B1, B2, and B3 through sustainability analysis, community-source research, and career/pathway investigation.</w:t>
             </w:r>
           </w:p>
         </w:tc>

--- a/01_Course_Core/TAS2O_Unit_Plans_Webtree_2026.docx
+++ b/01_Course_Core/TAS2O_Unit_Plans_Webtree_2026.docx
@@ -5007,7 +5007,7 @@
           </w:tcPr>
           <w:p>
             <w:r>
-              <w:t>Students connect technological development to sustainability, society, workplaces, and career pathways. They research skilled trades, apprenticeship, college pathways, technology roles, and the future impact of AI and automation. Specific expectation focus: A1, A1.7, B1, B2, and B3 through sustainability analysis, community-source research, and career/pathway investigation.</w:t>
+              <w:t>Students connect technological development to sustainability, society, workplaces, and career pathways. They research skilled trades, apprenticeship, college pathways, technology roles, and the future impact of AI and automation. Specific expectation focus: A1, A1.7, B1, B2, and B3 through sustainability analysis, community-source research, the Unit 5 Career and Innovation Inquiry Assignment, and career/pathway investigation.</w:t>
             </w:r>
           </w:p>
         </w:tc>
